--- a/pa/pa2/PA2-Group01/Prototype.docx
+++ b/pa/pa2/PA2-Group01/Prototype.docx
@@ -1,7 +1,26 @@
 
 <file path=word/document.xml><?xml version="1.0" encoding="utf-8"?>
-<w:document xmlns:wpc="http://schemas.microsoft.com/office/word/2010/wordprocessingCanvas" xmlns:cx="http://schemas.microsoft.com/office/drawing/2014/chartex" xmlns:cx1="http://schemas.microsoft.com/office/drawing/2015/9/8/chartex" xmlns:mc="http://schemas.openxmlformats.org/markup-compatibility/2006" xmlns:o="urn:schemas-microsoft-com:office:office" xmlns:r="http://schemas.openxmlformats.org/officeDocument/2006/relationships" xmlns:m="http://schemas.openxmlformats.org/officeDocument/2006/math" xmlns:v="urn:schemas-microsoft-com:vml" xmlns:wp14="http://schemas.microsoft.com/office/word/2010/wordprocessingDrawing" xmlns:wp="http://schemas.openxmlformats.org/drawingml/2006/wordprocessingDrawing" xmlns:w10="urn:schemas-microsoft-com:office:word" xmlns:w="http://schemas.openxmlformats.org/wordprocessingml/2006/main" xmlns:w14="http://schemas.microsoft.com/office/word/2010/wordml" xmlns:w15="http://schemas.microsoft.com/office/word/2012/wordml" xmlns:w16se="http://schemas.microsoft.com/office/word/2015/wordml/symex" xmlns:wpg="http://schemas.microsoft.com/office/word/2010/wordprocessingGroup" xmlns:wpi="http://schemas.microsoft.com/office/word/2010/wordprocessingInk" xmlns:wne="http://schemas.microsoft.com/office/word/2006/wordml" xmlns:wps="http://schemas.microsoft.com/office/word/2010/wordprocessingShape" mc:Ignorable="w14 w15 w16se wp14">
+<w:document xmlns:wpc="http://schemas.microsoft.com/office/word/2010/wordprocessingCanvas" xmlns:cx="http://schemas.microsoft.com/office/drawing/2014/chartex" xmlns:cx1="http://schemas.microsoft.com/office/drawing/2015/9/8/chartex" xmlns:cx2="http://schemas.microsoft.com/office/drawing/2015/10/21/chartex" xmlns:cx3="http://schemas.microsoft.com/office/drawing/2016/5/9/chartex" xmlns:cx4="http://schemas.microsoft.com/office/drawing/2016/5/10/chartex" xmlns:cx5="http://schemas.microsoft.com/office/drawing/2016/5/11/chartex" xmlns:cx6="http://schemas.microsoft.com/office/drawing/2016/5/12/chartex" xmlns:cx7="http://schemas.microsoft.com/office/drawing/2016/5/13/chartex" xmlns:cx8="http://schemas.microsoft.com/office/drawing/2016/5/14/chartex" xmlns:mc="http://schemas.openxmlformats.org/markup-compatibility/2006" xmlns:aink="http://schemas.microsoft.com/office/drawing/2016/ink" xmlns:am3d="http://schemas.microsoft.com/office/drawing/2017/model3d" xmlns:o="urn:schemas-microsoft-com:office:office" xmlns:oel="http://schemas.microsoft.com/office/2019/extlst" xmlns:r="http://schemas.openxmlformats.org/officeDocument/2006/relationships" xmlns:m="http://schemas.openxmlformats.org/officeDocument/2006/math" xmlns:v="urn:schemas-microsoft-com:vml" xmlns:wp14="http://schemas.microsoft.com/office/word/2010/wordprocessingDrawing" xmlns:wp="http://schemas.openxmlformats.org/drawingml/2006/wordprocessingDrawing" xmlns:w10="urn:schemas-microsoft-com:office:word" xmlns:w="http://schemas.openxmlformats.org/wordprocessingml/2006/main" xmlns:w14="http://schemas.microsoft.com/office/word/2010/wordml" xmlns:w15="http://schemas.microsoft.com/office/word/2012/wordml" xmlns:w16cex="http://schemas.microsoft.com/office/word/2018/wordml/cex" xmlns:w16cid="http://schemas.microsoft.com/office/word/2016/wordml/cid" xmlns:w16="http://schemas.microsoft.com/office/word/2018/wordml" xmlns:w16du="http://schemas.microsoft.com/office/word/2023/wordml/word16du" xmlns:w16sdtdh="http://schemas.microsoft.com/office/word/2020/wordml/sdtdatahash" xmlns:w16se="http://schemas.microsoft.com/office/word/2015/wordml/symex" xmlns:wpg="http://schemas.microsoft.com/office/word/2010/wordprocessingGroup" xmlns:wpi="http://schemas.microsoft.com/office/word/2010/wordprocessingInk" xmlns:wne="http://schemas.microsoft.com/office/word/2006/wordml" xmlns:wps="http://schemas.microsoft.com/office/word/2010/wordprocessingShape" mc:Ignorable="w14 w15 w16se w16cid w16 w16cex w16sdtdh w16du wp14">
   <w:body>
+    <w:p>
+      <w:proofErr w:type="spellStart"/>
+      <w:r>
+        <w:t>Youtube</w:t>
+      </w:r>
+      <w:proofErr w:type="spellEnd"/>
+      <w:r>
+        <w:t xml:space="preserve">: </w:t>
+      </w:r>
+      <w:hyperlink r:id="rId6" w:history="1">
+        <w:r>
+          <w:rPr>
+            <w:rStyle w:val="Hyperlink"/>
+          </w:rPr>
+          <w:t>https://drive.google.com/file/d/1iCm6pJBabTk24bHBjeWN575eYT8KfDRE/view?fbclid=IwZXh0bgNhZW0CMTEAc3J0YwZhcHBfaWQPNDM3NjI2MzE2OTczNzg4AAEeyRJ0KAs5ziivjq0dmbPR7AnqT-1W9I5-1gm0LVkPtyebzKJfjOM20a3jv7Q_aem_L-e5_LViIgm8zlO4Rc89V</w:t>
+        </w:r>
+      </w:hyperlink>
+    </w:p>
+    <w:p/>
     <w:p>
       <w:r>
         <w:t>1. Login page, enter username and password. Then click Sign In button to enter and go to another page.</w:t>
@@ -11,56 +30,10 @@
           <w:noProof/>
         </w:rPr>
         <w:drawing>
-          <wp:inline distT="0" distB="0" distL="0" distR="0" wp14:anchorId="363DB2A4" wp14:editId="4B1D4D40">
+          <wp:inline distT="0" distB="0" distL="0" distR="0" wp14:anchorId="3356DE67" wp14:editId="269EE478">
             <wp:extent cx="5761219" cy="5768840"/>
             <wp:effectExtent l="0" t="0" r="0" b="3810"/>
             <wp:docPr id="1" name="Picture 1"/>
-            <wp:cNvGraphicFramePr>
-              <a:graphicFrameLocks xmlns:a="http://schemas.openxmlformats.org/drawingml/2006/main" noChangeAspect="1"/>
-            </wp:cNvGraphicFramePr>
-            <a:graphic xmlns:a="http://schemas.openxmlformats.org/drawingml/2006/main">
-              <a:graphicData uri="http://schemas.openxmlformats.org/drawingml/2006/picture">
-                <pic:pic xmlns:pic="http://schemas.openxmlformats.org/drawingml/2006/picture">
-                  <pic:nvPicPr>
-                    <pic:cNvPr id="1" name=""/>
-                    <pic:cNvPicPr/>
-                  </pic:nvPicPr>
-                  <pic:blipFill>
-                    <a:blip r:embed="rId6"/>
-                    <a:stretch>
-                      <a:fillRect/>
-                    </a:stretch>
-                  </pic:blipFill>
-                  <pic:spPr>
-                    <a:xfrm>
-                      <a:off x="0" y="0"/>
-                      <a:ext cx="5761219" cy="5768840"/>
-                    </a:xfrm>
-                    <a:prstGeom prst="rect">
-                      <a:avLst/>
-                    </a:prstGeom>
-                  </pic:spPr>
-                </pic:pic>
-              </a:graphicData>
-            </a:graphic>
-          </wp:inline>
-        </w:drawing>
-      </w:r>
-    </w:p>
-    <w:p>
-      <w:r>
-        <w:lastRenderedPageBreak/>
-        <w:t>2. After entering the main screen, go to the Inventory – Products page to see all available products</w:t>
-      </w:r>
-      <w:r>
-        <w:rPr>
-          <w:noProof/>
-        </w:rPr>
-        <w:drawing>
-          <wp:inline distT="0" distB="0" distL="0" distR="0" wp14:anchorId="252A92EB" wp14:editId="60EC3B9A">
-            <wp:extent cx="5943600" cy="3434715"/>
-            <wp:effectExtent l="0" t="0" r="0" b="0"/>
-            <wp:docPr id="2" name="Picture 2"/>
             <wp:cNvGraphicFramePr>
               <a:graphicFrameLocks xmlns:a="http://schemas.openxmlformats.org/drawingml/2006/main" noChangeAspect="1"/>
             </wp:cNvGraphicFramePr>
@@ -80,7 +53,7 @@
                   <pic:spPr>
                     <a:xfrm>
                       <a:off x="0" y="0"/>
-                      <a:ext cx="5943600" cy="3434715"/>
+                      <a:ext cx="5761219" cy="5768840"/>
                     </a:xfrm>
                     <a:prstGeom prst="rect">
                       <a:avLst/>
@@ -95,17 +68,18 @@
     </w:p>
     <w:p>
       <w:r>
-        <w:t>3. Click the Add Product button to create a new product form.</w:t>
+        <w:lastRenderedPageBreak/>
+        <w:t>2. After entering the main screen, go to the Inventory – Products page to see all available products</w:t>
       </w:r>
       <w:r>
         <w:rPr>
           <w:noProof/>
         </w:rPr>
         <w:drawing>
-          <wp:inline distT="0" distB="0" distL="0" distR="0" wp14:anchorId="01020436" wp14:editId="16A967C8">
-            <wp:extent cx="5943600" cy="3595370"/>
-            <wp:effectExtent l="0" t="0" r="0" b="5080"/>
-            <wp:docPr id="3" name="Picture 3"/>
+          <wp:inline distT="0" distB="0" distL="0" distR="0" wp14:anchorId="38AF9B46" wp14:editId="43E49170">
+            <wp:extent cx="5943600" cy="3434715"/>
+            <wp:effectExtent l="0" t="0" r="0" b="0"/>
+            <wp:docPr id="2" name="Picture 2"/>
             <wp:cNvGraphicFramePr>
               <a:graphicFrameLocks xmlns:a="http://schemas.openxmlformats.org/drawingml/2006/main" noChangeAspect="1"/>
             </wp:cNvGraphicFramePr>
@@ -125,7 +99,7 @@
                   <pic:spPr>
                     <a:xfrm>
                       <a:off x="0" y="0"/>
-                      <a:ext cx="5943600" cy="3595370"/>
+                      <a:ext cx="5943600" cy="3434715"/>
                     </a:xfrm>
                     <a:prstGeom prst="rect">
                       <a:avLst/>
@@ -138,24 +112,19 @@
         </w:drawing>
       </w:r>
     </w:p>
-    <w:p/>
-    <w:p/>
     <w:p>
       <w:r>
-        <w:lastRenderedPageBreak/>
-        <w:t>4. If you log in with the Staff role, the main screen will be the POS page like this.</w:t>
-      </w:r>
-      <w:bookmarkStart w:id="0" w:name="_GoBack"/>
-      <w:bookmarkEnd w:id="0"/>
+        <w:t>3. Click the Add Product button to create a new product form.</w:t>
+      </w:r>
       <w:r>
         <w:rPr>
           <w:noProof/>
         </w:rPr>
         <w:drawing>
-          <wp:inline distT="0" distB="0" distL="0" distR="0" wp14:anchorId="271C3517" wp14:editId="3186ED09">
-            <wp:extent cx="5943600" cy="3556635"/>
-            <wp:effectExtent l="0" t="0" r="0" b="5715"/>
-            <wp:docPr id="4" name="Picture 4"/>
+          <wp:inline distT="0" distB="0" distL="0" distR="0" wp14:anchorId="32AC5AB1" wp14:editId="19200C73">
+            <wp:extent cx="5943600" cy="3595370"/>
+            <wp:effectExtent l="0" t="0" r="0" b="5080"/>
+            <wp:docPr id="3" name="Picture 3"/>
             <wp:cNvGraphicFramePr>
               <a:graphicFrameLocks xmlns:a="http://schemas.openxmlformats.org/drawingml/2006/main" noChangeAspect="1"/>
             </wp:cNvGraphicFramePr>
@@ -175,6 +144,54 @@
                   <pic:spPr>
                     <a:xfrm>
                       <a:off x="0" y="0"/>
+                      <a:ext cx="5943600" cy="3595370"/>
+                    </a:xfrm>
+                    <a:prstGeom prst="rect">
+                      <a:avLst/>
+                    </a:prstGeom>
+                  </pic:spPr>
+                </pic:pic>
+              </a:graphicData>
+            </a:graphic>
+          </wp:inline>
+        </w:drawing>
+      </w:r>
+    </w:p>
+    <w:p/>
+    <w:p/>
+    <w:p>
+      <w:r>
+        <w:lastRenderedPageBreak/>
+        <w:t>4. If you log in with the Staff role, the main screen will be the POS page like this.</w:t>
+      </w:r>
+      <w:r>
+        <w:rPr>
+          <w:noProof/>
+        </w:rPr>
+        <w:drawing>
+          <wp:inline distT="0" distB="0" distL="0" distR="0" wp14:anchorId="7D8A4A93" wp14:editId="3D5BEF73">
+            <wp:extent cx="5943600" cy="3556635"/>
+            <wp:effectExtent l="0" t="0" r="0" b="5715"/>
+            <wp:docPr id="4" name="Picture 4"/>
+            <wp:cNvGraphicFramePr>
+              <a:graphicFrameLocks xmlns:a="http://schemas.openxmlformats.org/drawingml/2006/main" noChangeAspect="1"/>
+            </wp:cNvGraphicFramePr>
+            <a:graphic xmlns:a="http://schemas.openxmlformats.org/drawingml/2006/main">
+              <a:graphicData uri="http://schemas.openxmlformats.org/drawingml/2006/picture">
+                <pic:pic xmlns:pic="http://schemas.openxmlformats.org/drawingml/2006/picture">
+                  <pic:nvPicPr>
+                    <pic:cNvPr id="1" name=""/>
+                    <pic:cNvPicPr/>
+                  </pic:nvPicPr>
+                  <pic:blipFill>
+                    <a:blip r:embed="rId10"/>
+                    <a:stretch>
+                      <a:fillRect/>
+                    </a:stretch>
+                  </pic:blipFill>
+                  <pic:spPr>
+                    <a:xfrm>
+                      <a:off x="0" y="0"/>
                       <a:ext cx="5943600" cy="3556635"/>
                     </a:xfrm>
                     <a:prstGeom prst="rect">
@@ -199,7 +216,7 @@
 </file>
 
 <file path=word/endnotes.xml><?xml version="1.0" encoding="utf-8"?>
-<w:endnotes xmlns:wpc="http://schemas.microsoft.com/office/word/2010/wordprocessingCanvas" xmlns:cx="http://schemas.microsoft.com/office/drawing/2014/chartex" xmlns:cx1="http://schemas.microsoft.com/office/drawing/2015/9/8/chartex" xmlns:mc="http://schemas.openxmlformats.org/markup-compatibility/2006" xmlns:o="urn:schemas-microsoft-com:office:office" xmlns:r="http://schemas.openxmlformats.org/officeDocument/2006/relationships" xmlns:m="http://schemas.openxmlformats.org/officeDocument/2006/math" xmlns:v="urn:schemas-microsoft-com:vml" xmlns:wp14="http://schemas.microsoft.com/office/word/2010/wordprocessingDrawing" xmlns:wp="http://schemas.openxmlformats.org/drawingml/2006/wordprocessingDrawing" xmlns:w10="urn:schemas-microsoft-com:office:word" xmlns:w="http://schemas.openxmlformats.org/wordprocessingml/2006/main" xmlns:w14="http://schemas.microsoft.com/office/word/2010/wordml" xmlns:w15="http://schemas.microsoft.com/office/word/2012/wordml" xmlns:w16se="http://schemas.microsoft.com/office/word/2015/wordml/symex" xmlns:wpg="http://schemas.microsoft.com/office/word/2010/wordprocessingGroup" xmlns:wpi="http://schemas.microsoft.com/office/word/2010/wordprocessingInk" xmlns:wne="http://schemas.microsoft.com/office/word/2006/wordml" xmlns:wps="http://schemas.microsoft.com/office/word/2010/wordprocessingShape" mc:Ignorable="w14 w15 w16se wp14">
+<w:endnotes xmlns:wpc="http://schemas.microsoft.com/office/word/2010/wordprocessingCanvas" xmlns:cx="http://schemas.microsoft.com/office/drawing/2014/chartex" xmlns:cx1="http://schemas.microsoft.com/office/drawing/2015/9/8/chartex" xmlns:cx2="http://schemas.microsoft.com/office/drawing/2015/10/21/chartex" xmlns:cx3="http://schemas.microsoft.com/office/drawing/2016/5/9/chartex" xmlns:cx4="http://schemas.microsoft.com/office/drawing/2016/5/10/chartex" xmlns:cx5="http://schemas.microsoft.com/office/drawing/2016/5/11/chartex" xmlns:cx6="http://schemas.microsoft.com/office/drawing/2016/5/12/chartex" xmlns:cx7="http://schemas.microsoft.com/office/drawing/2016/5/13/chartex" xmlns:cx8="http://schemas.microsoft.com/office/drawing/2016/5/14/chartex" xmlns:mc="http://schemas.openxmlformats.org/markup-compatibility/2006" xmlns:aink="http://schemas.microsoft.com/office/drawing/2016/ink" xmlns:am3d="http://schemas.microsoft.com/office/drawing/2017/model3d" xmlns:o="urn:schemas-microsoft-com:office:office" xmlns:oel="http://schemas.microsoft.com/office/2019/extlst" xmlns:r="http://schemas.openxmlformats.org/officeDocument/2006/relationships" xmlns:m="http://schemas.openxmlformats.org/officeDocument/2006/math" xmlns:v="urn:schemas-microsoft-com:vml" xmlns:wp14="http://schemas.microsoft.com/office/word/2010/wordprocessingDrawing" xmlns:wp="http://schemas.openxmlformats.org/drawingml/2006/wordprocessingDrawing" xmlns:w10="urn:schemas-microsoft-com:office:word" xmlns:w="http://schemas.openxmlformats.org/wordprocessingml/2006/main" xmlns:w14="http://schemas.microsoft.com/office/word/2010/wordml" xmlns:w15="http://schemas.microsoft.com/office/word/2012/wordml" xmlns:w16cex="http://schemas.microsoft.com/office/word/2018/wordml/cex" xmlns:w16cid="http://schemas.microsoft.com/office/word/2016/wordml/cid" xmlns:w16="http://schemas.microsoft.com/office/word/2018/wordml" xmlns:w16du="http://schemas.microsoft.com/office/word/2023/wordml/word16du" xmlns:w16sdtdh="http://schemas.microsoft.com/office/word/2020/wordml/sdtdatahash" xmlns:w16se="http://schemas.microsoft.com/office/word/2015/wordml/symex" xmlns:wpg="http://schemas.microsoft.com/office/word/2010/wordprocessingGroup" xmlns:wpi="http://schemas.microsoft.com/office/word/2010/wordprocessingInk" xmlns:wne="http://schemas.microsoft.com/office/word/2006/wordml" xmlns:wps="http://schemas.microsoft.com/office/word/2010/wordprocessingShape" mc:Ignorable="w14 w15 w16se w16cid w16 w16cex w16sdtdh w16du wp14">
   <w:endnote w:type="separator" w:id="-1">
     <w:p>
       <w:pPr>
@@ -224,7 +241,7 @@
 </file>
 
 <file path=word/footnotes.xml><?xml version="1.0" encoding="utf-8"?>
-<w:footnotes xmlns:wpc="http://schemas.microsoft.com/office/word/2010/wordprocessingCanvas" xmlns:cx="http://schemas.microsoft.com/office/drawing/2014/chartex" xmlns:cx1="http://schemas.microsoft.com/office/drawing/2015/9/8/chartex" xmlns:mc="http://schemas.openxmlformats.org/markup-compatibility/2006" xmlns:o="urn:schemas-microsoft-com:office:office" xmlns:r="http://schemas.openxmlformats.org/officeDocument/2006/relationships" xmlns:m="http://schemas.openxmlformats.org/officeDocument/2006/math" xmlns:v="urn:schemas-microsoft-com:vml" xmlns:wp14="http://schemas.microsoft.com/office/word/2010/wordprocessingDrawing" xmlns:wp="http://schemas.openxmlformats.org/drawingml/2006/wordprocessingDrawing" xmlns:w10="urn:schemas-microsoft-com:office:word" xmlns:w="http://schemas.openxmlformats.org/wordprocessingml/2006/main" xmlns:w14="http://schemas.microsoft.com/office/word/2010/wordml" xmlns:w15="http://schemas.microsoft.com/office/word/2012/wordml" xmlns:w16se="http://schemas.microsoft.com/office/word/2015/wordml/symex" xmlns:wpg="http://schemas.microsoft.com/office/word/2010/wordprocessingGroup" xmlns:wpi="http://schemas.microsoft.com/office/word/2010/wordprocessingInk" xmlns:wne="http://schemas.microsoft.com/office/word/2006/wordml" xmlns:wps="http://schemas.microsoft.com/office/word/2010/wordprocessingShape" mc:Ignorable="w14 w15 w16se wp14">
+<w:footnotes xmlns:wpc="http://schemas.microsoft.com/office/word/2010/wordprocessingCanvas" xmlns:cx="http://schemas.microsoft.com/office/drawing/2014/chartex" xmlns:cx1="http://schemas.microsoft.com/office/drawing/2015/9/8/chartex" xmlns:cx2="http://schemas.microsoft.com/office/drawing/2015/10/21/chartex" xmlns:cx3="http://schemas.microsoft.com/office/drawing/2016/5/9/chartex" xmlns:cx4="http://schemas.microsoft.com/office/drawing/2016/5/10/chartex" xmlns:cx5="http://schemas.microsoft.com/office/drawing/2016/5/11/chartex" xmlns:cx6="http://schemas.microsoft.com/office/drawing/2016/5/12/chartex" xmlns:cx7="http://schemas.microsoft.com/office/drawing/2016/5/13/chartex" xmlns:cx8="http://schemas.microsoft.com/office/drawing/2016/5/14/chartex" xmlns:mc="http://schemas.openxmlformats.org/markup-compatibility/2006" xmlns:aink="http://schemas.microsoft.com/office/drawing/2016/ink" xmlns:am3d="http://schemas.microsoft.com/office/drawing/2017/model3d" xmlns:o="urn:schemas-microsoft-com:office:office" xmlns:oel="http://schemas.microsoft.com/office/2019/extlst" xmlns:r="http://schemas.openxmlformats.org/officeDocument/2006/relationships" xmlns:m="http://schemas.openxmlformats.org/officeDocument/2006/math" xmlns:v="urn:schemas-microsoft-com:vml" xmlns:wp14="http://schemas.microsoft.com/office/word/2010/wordprocessingDrawing" xmlns:wp="http://schemas.openxmlformats.org/drawingml/2006/wordprocessingDrawing" xmlns:w10="urn:schemas-microsoft-com:office:word" xmlns:w="http://schemas.openxmlformats.org/wordprocessingml/2006/main" xmlns:w14="http://schemas.microsoft.com/office/word/2010/wordml" xmlns:w15="http://schemas.microsoft.com/office/word/2012/wordml" xmlns:w16cex="http://schemas.microsoft.com/office/word/2018/wordml/cex" xmlns:w16cid="http://schemas.microsoft.com/office/word/2016/wordml/cid" xmlns:w16="http://schemas.microsoft.com/office/word/2018/wordml" xmlns:w16du="http://schemas.microsoft.com/office/word/2023/wordml/word16du" xmlns:w16sdtdh="http://schemas.microsoft.com/office/word/2020/wordml/sdtdatahash" xmlns:w16se="http://schemas.microsoft.com/office/word/2015/wordml/symex" xmlns:wpg="http://schemas.microsoft.com/office/word/2010/wordprocessingGroup" xmlns:wpi="http://schemas.microsoft.com/office/word/2010/wordprocessingInk" xmlns:wne="http://schemas.microsoft.com/office/word/2006/wordml" xmlns:wps="http://schemas.microsoft.com/office/word/2010/wordprocessingShape" mc:Ignorable="w14 w15 w16se w16cid w16 w16cex w16sdtdh w16du wp14">
   <w:footnote w:type="separator" w:id="-1">
     <w:p>
       <w:pPr>
@@ -249,7 +266,7 @@
 </file>
 
 <file path=word/styles.xml><?xml version="1.0" encoding="utf-8"?>
-<w:styles xmlns:mc="http://schemas.openxmlformats.org/markup-compatibility/2006" xmlns:r="http://schemas.openxmlformats.org/officeDocument/2006/relationships" xmlns:w="http://schemas.openxmlformats.org/wordprocessingml/2006/main" xmlns:w14="http://schemas.microsoft.com/office/word/2010/wordml" xmlns:w15="http://schemas.microsoft.com/office/word/2012/wordml" xmlns:w16se="http://schemas.microsoft.com/office/word/2015/wordml/symex" mc:Ignorable="w14 w15 w16se">
+<w:styles xmlns:mc="http://schemas.openxmlformats.org/markup-compatibility/2006" xmlns:r="http://schemas.openxmlformats.org/officeDocument/2006/relationships" xmlns:w="http://schemas.openxmlformats.org/wordprocessingml/2006/main" xmlns:w14="http://schemas.microsoft.com/office/word/2010/wordml" xmlns:w15="http://schemas.microsoft.com/office/word/2012/wordml" xmlns:w16cex="http://schemas.microsoft.com/office/word/2018/wordml/cex" xmlns:w16cid="http://schemas.microsoft.com/office/word/2016/wordml/cid" xmlns:w16="http://schemas.microsoft.com/office/word/2018/wordml" xmlns:w16du="http://schemas.microsoft.com/office/word/2023/wordml/word16du" xmlns:w16sdtdh="http://schemas.microsoft.com/office/word/2020/wordml/sdtdatahash" xmlns:w16se="http://schemas.microsoft.com/office/word/2015/wordml/symex" mc:Ignorable="w14 w15 w16se w16cid w16 w16cex w16sdtdh w16du">
   <w:docDefaults>
     <w:rPrDefault>
       <w:rPr>
@@ -265,7 +282,7 @@
       </w:pPr>
     </w:pPrDefault>
   </w:docDefaults>
-  <w:latentStyles w:defLockedState="0" w:defUIPriority="99" w:defSemiHidden="0" w:defUnhideWhenUsed="0" w:defQFormat="0" w:count="371">
+  <w:latentStyles w:defLockedState="0" w:defUIPriority="99" w:defSemiHidden="0" w:defUnhideWhenUsed="0" w:defQFormat="0" w:count="376">
     <w:lsdException w:name="Normal" w:uiPriority="0" w:qFormat="1"/>
     <w:lsdException w:name="heading 1" w:uiPriority="9" w:qFormat="1"/>
     <w:lsdException w:name="heading 2" w:semiHidden="1" w:uiPriority="9" w:unhideWhenUsed="1" w:qFormat="1"/>
@@ -637,6 +654,11 @@
     <w:lsdException w:name="List Table 5 Dark Accent 6" w:uiPriority="50"/>
     <w:lsdException w:name="List Table 6 Colorful Accent 6" w:uiPriority="51"/>
     <w:lsdException w:name="List Table 7 Colorful Accent 6" w:uiPriority="52"/>
+    <w:lsdException w:name="Mention" w:semiHidden="1" w:unhideWhenUsed="1"/>
+    <w:lsdException w:name="Smart Hyperlink" w:semiHidden="1" w:unhideWhenUsed="1"/>
+    <w:lsdException w:name="Hashtag" w:semiHidden="1" w:unhideWhenUsed="1"/>
+    <w:lsdException w:name="Unresolved Mention" w:semiHidden="1" w:unhideWhenUsed="1"/>
+    <w:lsdException w:name="Smart Link" w:semiHidden="1" w:unhideWhenUsed="1"/>
   </w:latentStyles>
   <w:style w:type="paragraph" w:default="1" w:styleId="Normal">
     <w:name w:val="Normal"/>
@@ -712,6 +734,29 @@
     <w:link w:val="Footer"/>
     <w:uiPriority w:val="99"/>
     <w:rsid w:val="008569E6"/>
+  </w:style>
+  <w:style w:type="character" w:styleId="Hyperlink">
+    <w:name w:val="Hyperlink"/>
+    <w:basedOn w:val="DefaultParagraphFont"/>
+    <w:uiPriority w:val="99"/>
+    <w:unhideWhenUsed/>
+    <w:rsid w:val="00EE54A1"/>
+    <w:rPr>
+      <w:color w:val="0563C1" w:themeColor="hyperlink"/>
+      <w:u w:val="single"/>
+    </w:rPr>
+  </w:style>
+  <w:style w:type="character" w:styleId="UnresolvedMention">
+    <w:name w:val="Unresolved Mention"/>
+    <w:basedOn w:val="DefaultParagraphFont"/>
+    <w:uiPriority w:val="99"/>
+    <w:semiHidden/>
+    <w:unhideWhenUsed/>
+    <w:rsid w:val="00EE54A1"/>
+    <w:rPr>
+      <w:color w:val="605E5C"/>
+      <w:shd w:val="clear" w:color="auto" w:fill="E1DFDD"/>
+    </w:rPr>
   </w:style>
 </w:styles>
 </file>
